--- a/az/discovery-articles/2.9 Statistika və ehtimal.docx
+++ b/az/discovery-articles/2.9 Statistika və ehtimal.docx
@@ -32,7 +32,7 @@
         <w:rPr>
           <w:sz w:val="20"/>
         </w:rPr>
-        <w:t>Dövr: 1650-ci illərdən klassik ehtimal; XVIII–XX əsrlərdə statistik nəticəçıxarma və müasir üsullar | Əsas şəxslər: Blez Paskal, Pyer Ferma, Yakob Bernulli, Pyer-Simon Laplas, Karl Pirson, Ronald Fişer və başqa statistiklər</w:t>
+        <w:t>Dövr: 1650-ci illərdən klassik ehtimal nəzəriyyəsinin formalaşması; XVIII–XX əsrlərdə məlumatlardan statistik nəticə çıxarma üsullarının inkişafı | Əsas şəxslər: Blez Paskal, Pyer Ferma, Yakob Bernulli, Pyer-Simon Laplas, Karl Pirson, Ronald Fişer və digər statistika alimləri</w:t>
       </w:r>
     </w:p>
     <w:p>
@@ -40,7 +40,7 @@
         <w:widowControl/>
       </w:pPr>
       <w:r>
-        <w:t>Statistika və ehtimal qeyri-müəyyənliyi müqayisə, yoxlama və tədris edilən rəqəmlərlə ifadə edir. Zər oyunlarından və sığorta cədvəllərindən klinik sınaqlara və iqlim modellərinə qədər təsadüfün olduğu şəraitdə dəlili qiymətləndirməyin dilinə çevrildi.</w:t>
+        <w:t>Ehtimal nəzəriyyəsi və statistika nəticəsini əvvəlcədən dəqiq bilmədiyimiz hadisələri rəqəmlərlə qiymətləndirməyə kömək edir. Bu qiymətləndirmələri müqayisə etmək, yoxlamaq və onların necə aparıldığını başqalarına öyrətmək mümkündür. Zər oyunlarından və sığorta hesablamalarından başlayaraq klinik sınaqlara və iqlim modellərinə qədər geniş sahədə işlədilən bu üsullar təsadüfün rolunu nəzərə alaraq dəlillərdən nəticə çıxarmağa imkan verir.</w:t>
       </w:r>
     </w:p>
     <w:p>
@@ -58,7 +58,7 @@
         <w:widowControl/>
       </w:pPr>
       <w:r>
-        <w:t>Paskal və Fermanın 1654-cü il yazışmaları oyunçular və riyaziyyatçılar üçün klassik təsadüf məsələlərini ifadə etdi.</w:t>
+        <w:t>Paskal və Fermanın 1654-cü ildəki yazışmaları oyunlarda təsadüflə bağlı məsələlərin riyazi həllində mühüm mərhələ oldu.</w:t>
       </w:r>
     </w:p>
     <w:p>
@@ -67,7 +67,7 @@
         <w:widowControl/>
       </w:pPr>
       <w:r>
-        <w:t>Bernullinin böyük ədədlər qanunu uzunmüddətli tezliyi hadisənin ehtimalı ilə bağladı.</w:t>
+        <w:t>Bernullinin böyük ədədlər qanunu göstərdi ki, müəyyən şərtlər daxilində sınaqların sayı artdıqca hadisənin başvermə tezliyi onun ehtimalına yaxınlaşır.</w:t>
       </w:r>
     </w:p>
     <w:p>
@@ -76,7 +76,7 @@
         <w:widowControl/>
       </w:pPr>
       <w:r>
-        <w:t>Laplas və başqaları ehtimalı astronomiyaya, xəta nəzəriyyəsinə və ilkin ictimai hesablamalara tətbiq etdilər.</w:t>
+        <w:t>Laplas və başqa alimlər ehtimalı astronomiyada, ölçmə xətalarının araşdırılmasında və cəmiyyətlə bağlı ilkin hesablamalarda tətbiq etdilər.</w:t>
       </w:r>
     </w:p>
     <w:p>
@@ -85,7 +85,7 @@
         <w:widowControl/>
       </w:pPr>
       <w:r>
-        <w:t>Pirson, Fişer və müasirləri müasir hipotez yoxlamasını, reqressiyanı və təcrübə planlamasını inkişaf etdirdilər.</w:t>
+        <w:t>Pirson, Fişer və onların müasirləri fərziyyələrin statistik yoxlanması, kəmiyyətlər arasındakı əlaqələrin araşdırılması və təcrübələrin planlaşdırılması üsullarını inkişaf etdirdilər.</w:t>
       </w:r>
     </w:p>
     <w:p>
@@ -94,7 +94,7 @@
         <w:widowControl/>
       </w:pPr>
       <w:r>
-        <w:t>Ehtimal sığorta, epidemiologiya, sorğular, maşın öyrənməsi və keyfiyyətə nəzarətin əsaslarındandır.</w:t>
+        <w:t>Ehtimal nəzəriyyəsi sığortada, xəstəliklərin yayılmasının öyrənilməsində, sorğularda, maşın öyrənməsində və məhsulun keyfiyyətinə nəzarətdə əsas vasitələrdən biridir.</w:t>
       </w:r>
     </w:p>
     <w:p>
@@ -103,15 +103,7 @@
         <w:widowControl/>
       </w:pPr>
       <w:r>
-        <w:t>Bu nədir</w:t>
-      </w:r>
-    </w:p>
-    <w:p>
-      <w:pPr>
-        <w:widowControl/>
-      </w:pPr>
-      <w:r>
-        <w:t>Nəticə dəqiq bilinməyəndə statistika və ehtimal birlikdə düşünməyə kömək edir. Ehtimal zərin müəyyən üzünün düşməsini, fırtınanı və ya testin müsbət olmasını inam dərəcəsi və ya uzunmüddətli tezliklə ifadə edir. Statistika məlumat toplayır, qanunauyğunluqları ümumiləşdirir və gördüyümüz nəticəni təkcə təsadüfün nə dərəcədə izah edə biləcəyini soruşur. Hissi qənaəti başqalarının yoxlaya bildiyi modellər, orta qiymətlər, aralıqlar və sınaqlarla əvəz edir. Sanki dumanı ölçürük: nə qədər sıxdır, nə vaxt çəkilir və növbəti addım üçün bu nə deməkdir?</w:t>
+        <w:t>Bu nədir?</w:t>
       </w:r>
     </w:p>
     <w:p>
@@ -120,15 +112,7 @@
         <w:widowControl/>
       </w:pPr>
       <w:r>
-        <w:t>Kim kəşf edib və ya yaradıb</w:t>
-      </w:r>
-    </w:p>
-    <w:p>
-      <w:pPr>
-        <w:widowControl/>
-      </w:pPr>
-      <w:r>
-        <w:t>Təsadüf elmi bir şəxsin əsəri deyil. Zər və lotereya qədimdir; sistemli nəzəriyyə Paskal və Fermanın yarımçıq oyunda uduşun bölünməsi məsələsi barədə yazışmaları ilə formalaşdı. Yakob Bernulli erkən limit teoremlərini sübut etdi, Laplas ehtimalı səma mexanikasına və xəta hesabına daxil etdi. XIX əsrin siyahıyaalma idarələri və sığorta şirkətləri praktik hesab tələb edirdi. XX əsrdə Pirson, Qosset, Fişer, Neyman və başqaları laboratoriyalarda hələ də öyrədilən nəticəçıxarma üsullarını qurdular.</w:t>
+        <w:t>Ehtimal nəzəriyyəsi və statistika bir-biri ilə sıx bağlıdır, amma fərqli suallara cavab verir.</w:t>
       </w:r>
     </w:p>
     <w:p>
@@ -137,15 +121,133 @@
         <w:widowControl/>
       </w:pPr>
       <w:r>
-        <w:t>Nə vaxt və necə yaranıb</w:t>
+        <w:t>Ehtimal nəzəriyyəsi müəyyən şərtlər daxilində hansı nəticələrin nə dərəcədə mümkün olduğunu öyrənir. Məsələn, zərin müəyyən üzünün düşməsi, fırtınanın baş verməsi və ya testin müsbət nəticə verməsi ehtimalla ifadə oluna bilər. Yanaşmadan asılı olaraq, ehtimal çoxsaylı təkrarlarda gözlənilən tezliyi və ya mövcud məlumata əsaslanan əminlik dərəcəsini bildirir.</w:t>
       </w:r>
     </w:p>
     <w:p>
       <w:pPr>
+        <w:pStyle w:val="Heading1"/>
         <w:widowControl/>
       </w:pPr>
       <w:r>
-        <w:t>XVII əsrin ortalarının yazışmaları təxmini şans hesabından formal hesablamaya keçiddə dönüş oldu. XVIII əsrdə ehtimal ölüm cədvəllərinə və ölçmə xətalarına tətbiq edildi, XIX əsrdə dövlət və sənaye statistikası çoxaldı. Təxminən 1900–1930-cu illərdə korrelyasiya, xi-kvadrat testi, dispersiya təhlili və planlı təcrübələr müxtəlif sahələrdə işlədilən üsullara çevrildi. Kompüterlər sonralar təkrar seçmə hesablarını və böyük modelləri adiləşdirdi. Əsas suallar dəyişmədi: nə qədər ehtimallıdır və nə qədər əminik?</w:t>
+        <w:t>Statistika isə toplanmış məlumatı təhlil edir, ondakı qanunauyğunluqları araşdırır və həmin məlumatdan hansı nəticələri çıxarmağın mümkün olduğunu qiymətləndirir. Gördüyümüz fərqin nə dərəcədə təsadüfi dəyişkənliklə izah oluna biləcəyini də yoxlayır.</w:t>
+      </w:r>
+    </w:p>
+    <w:p>
+      <w:pPr>
+        <w:pStyle w:val="Heading1"/>
+        <w:widowControl/>
+      </w:pPr>
+      <w:r>
+        <w:t>Beləcə, «mənə elə gəlir» deməklə kifayətlənmək əvəzinə, modellərə, orta qiymətlərə, qiymətləndirmə aralıqlarına və statistik yoxlamalara əsaslanırıq. Məqsəd qeyri-müəyyənliyi yox etmək deyil, onun nə qədər olduğunu anlamaq və qərar verərkən nəzərə almaqdır.</w:t>
+      </w:r>
+    </w:p>
+    <w:p>
+      <w:pPr>
+        <w:pStyle w:val="Heading1"/>
+        <w:widowControl/>
+      </w:pPr>
+      <w:r>
+        <w:t>Kim yaradıb?</w:t>
+      </w:r>
+    </w:p>
+    <w:p>
+      <w:pPr>
+        <w:pStyle w:val="Heading1"/>
+        <w:widowControl/>
+      </w:pPr>
+      <w:r>
+        <w:t>Bu sahələrin tək bir yaradıcısı yoxdur. Zər oyunları və lotereyalar qədimdən mövcud olsa da, ehtimalın sistemli riyazi nəzəriyyəsinin formalaşmasında Paskal və Fermanın yazışmaları mühüm yer tutur. Onların müzakirə etdiyi suallardan biri belə idi: oyun yarımçıq dayandırılarsa, ortaya qoyulan pul oyunçular arasında necə bölünməlidir?</w:t>
+      </w:r>
+    </w:p>
+    <w:p>
+      <w:pPr>
+        <w:pStyle w:val="Heading1"/>
+        <w:widowControl/>
+      </w:pPr>
+      <w:r>
+        <w:t>Yakob Bernulli sınaqların sayı artdıqda nəticələrin necə dəyişdiyini izah edən ilkin limit teoremlərini sübut etdi. Laplas ehtimal üsullarını səma mexanikasında və ölçmə xətalarının hesablanmasında tətbiq etdi.</w:t>
+      </w:r>
+    </w:p>
+    <w:p>
+      <w:pPr>
+        <w:pStyle w:val="Heading1"/>
+        <w:widowControl/>
+      </w:pPr>
+      <w:r>
+        <w:t>XIX əsrdə əhalinin siyahıyaalınması ilə məşğul olan idarələrin və sığorta şirkətlərinin işi daha geniş hesablamalar tələb edirdi. XX əsrdə Pirson, Qosset, Fişer, Neyman və digər alimlər məlumatlardan nəticə çıxarmaq üçün bu gün də tədris edilən və tədqiqatlarda işlədilən üsullar hazırladılar.</w:t>
+      </w:r>
+    </w:p>
+    <w:p>
+      <w:pPr>
+        <w:pStyle w:val="Heading1"/>
+        <w:widowControl/>
+      </w:pPr>
+      <w:r>
+        <w:t>Nə vaxt və necə yaranıb?</w:t>
+      </w:r>
+    </w:p>
+    <w:p>
+      <w:pPr>
+        <w:pStyle w:val="Heading1"/>
+        <w:widowControl/>
+      </w:pPr>
+      <w:r>
+        <w:t>XVII əsrin ortalarında aparılan yazışmalar udmaq şansı haqqında təxmini mülahizələrdən dəqiq riyazi hesablamalara keçiddə mühüm rol oynadı. XVIII əsrdə ehtimal üsulları müxtəlif yaşlarda ölüm göstəricilərini əks etdirən cədvəllərə və ölçmə xətalarına tətbiq edildi. XIX əsrdə isə dövlət idarələrində və sənayedə statistik məlumatların toplanması genişləndi.</w:t>
+      </w:r>
+    </w:p>
+    <w:p>
+      <w:pPr>
+        <w:pStyle w:val="Heading1"/>
+        <w:widowControl/>
+      </w:pPr>
+      <w:r>
+        <w:t>Təxminən 1900–1930-cu illərdə bir sıra üsullar müxtəlif sahələrdə geniş istifadə olunmağa başladı:</w:t>
+      </w:r>
+    </w:p>
+    <w:p>
+      <w:pPr>
+        <w:pStyle w:val="Heading1"/>
+        <w:widowControl/>
+      </w:pPr>
+      <w:r>
+        <w:t>Korrelyasiya — iki kəmiyyətin birlikdə necə dəyişdiyini qiymətləndirmək;</w:t>
+      </w:r>
+    </w:p>
+    <w:p>
+      <w:pPr>
+        <w:pStyle w:val="Heading1"/>
+        <w:widowControl/>
+      </w:pPr>
+      <w:r>
+        <w:t>Xi-kvadrat testi — müşahidə olunan sayları müəyyən modelə görə gözlənilən saylarla müqayisə etmək;</w:t>
+      </w:r>
+    </w:p>
+    <w:p>
+      <w:pPr>
+        <w:pStyle w:val="Heading1"/>
+        <w:widowControl/>
+      </w:pPr>
+      <w:r>
+        <w:t>Dispersiya təhlili — qruplar arasındakı və qrupların daxilindəki dəyişkənliyi araşdıraraq orta qiymətləri müqayisə etmək;</w:t>
+      </w:r>
+    </w:p>
+    <w:p>
+      <w:pPr>
+        <w:pStyle w:val="Heading1"/>
+        <w:widowControl/>
+      </w:pPr>
+      <w:r>
+        <w:t>Təcrübələrin planlaşdırılması — nəticəyə təsir edən amilləri ayırd edə bilmək üçün sınaqları əvvəlcədən düşünülmüş qaydada qurmaq.</w:t>
+      </w:r>
+    </w:p>
+    <w:p>
+      <w:pPr>
+        <w:pStyle w:val="Heading1"/>
+        <w:widowControl/>
+      </w:pPr>
+      <w:r>
+        <w:t>Sonralar kompüterlər eyni məlumatdan təkrar seçmələr götürərək hesablamalar aparmağı və böyük modellərlə işləməyi asanlaşdırdı. Əsas suallar isə dəyişmədi: bu nəticə nə dərəcədə mümkündür və gəldiyimiz qənaət nə qədər etibarlıdır?</w:t>
       </w:r>
     </w:p>
     <w:p>
@@ -159,10 +261,47 @@
     </w:p>
     <w:p>
       <w:pPr>
+        <w:pStyle w:val="Heading1"/>
         <w:widowControl/>
       </w:pPr>
       <w:r>
-        <w:t>Ehtimal bilmədiyimizi bilik kimi göstərmədən riyazi ifadə edir. Xəta sərhədlərinin, statistik əhəmiyyət testlərinin, yeni dəlillə ehtimalı yeniləyən Bayes yanaşmasının və genetikadan fizikaya təsadüfi modellərin əsasındadır. Statistika hipotezi məlumatla üzləşdirir: nəticə sıfır modelində adi görünürsə, tələsib kəşf elan etməməliyik. Sistemli qərəzi, qarışdırıcı amilləri və seçmənin hədlərini də üzə çıxarır. Bu, elmi ehtiyatlılığın rəqəmlərlə ifadəsidir; onsuz dəlil asanlıqla tək-tək hadisələrə söykənən qənaətə çevrilir.</w:t>
+        <w:t>Ehtimal nəzəriyyəsi bilmədiyimiz məqamları gizlətmədən hesablamaya daxil etməyə imkan verir. Ölçmə və qiymətləndirmələrdə xəta hədləri, statistik yoxlamalar, eləcə də genetika və fizikada təsadüfü nəzərə alan modellər bu yanaşmaya əsaslanır.</w:t>
+      </w:r>
+    </w:p>
+    <w:p>
+      <w:pPr>
+        <w:pStyle w:val="Heading1"/>
+        <w:widowControl/>
+      </w:pPr>
+      <w:r>
+        <w:t>Bayes yanaşması yeni məlumat əldə olunduqca əvvəlki ehtimal qiymətləndirməsini yeniləməyə imkan verir.</w:t>
+      </w:r>
+    </w:p>
+    <w:p>
+      <w:pPr>
+        <w:pStyle w:val="Heading1"/>
+        <w:widowControl/>
+      </w:pPr>
+      <w:r>
+        <w:t>Statistika irəli sürülən fərziyyəni məlumatla yoxlayır. Məsələn, müşahidə etdiyimiz nəticə araşdırılan fərqin və ya təsirin olmadığını qəbul edən modeldə də adi hal sayılırsa, onu dərhal yeni kəşfin sübutu kimi təqdim etmək olmaz.</w:t>
+      </w:r>
+    </w:p>
+    <w:p>
+      <w:pPr>
+        <w:pStyle w:val="Heading1"/>
+        <w:widowControl/>
+      </w:pPr>
+      <w:r>
+        <w:t>Statistik təhlil məlumatın toplanmasında və ya ölçülməsində nəticəni daim bir tərəfə yönəldən səhvləri, araşdırılan əlaqəyə təsir edən başqa amilləri və seçilmiş nümunənin məhdudiyyətlərini aşkar etməyə də kömək edir. Ancaq bunları nəzərə almaq üçün tədqiqat düzgün qurulmalıdır; təkcə hesablama aparmaq kifayət deyil.</w:t>
+      </w:r>
+    </w:p>
+    <w:p>
+      <w:pPr>
+        <w:pStyle w:val="Heading1"/>
+        <w:widowControl/>
+      </w:pPr>
+      <w:r>
+        <w:t>Bu üsullar elmi ehtiyatlılığı rəqəmlərlə ifadə etməyə imkan verir. Onlar olmadıqda bir neçə ayrı hadisədən həddindən artıq ümumi nəticə çıxarmaq asanlaşır.</w:t>
       </w:r>
     </w:p>
     <w:p>
@@ -176,10 +315,11 @@
     </w:p>
     <w:p>
       <w:pPr>
+        <w:pStyle w:val="Heading1"/>
         <w:widowControl/>
       </w:pPr>
       <w:r>
-        <w:t>Klinik sınaqlar, keyfiyyətə nəzarət, ekonometrika və çoxsaylı iqlim modellərinin birgə təhlili statistik üsullarla işləyir. Maşın öyrənməsi xəta funksiyalarını və ehtimala əsaslanan qiymətləndirməni mənimsəyib. Kriptoqrafiya və informasiya nəzəriyyəsinin də təsadüflə ortaq kökləri var. Dövlət siyasəti bu vasitələrsiz mənası anlaşılmayan sorğulara və risk hesablarına söykənir. Alqoritmlər qeyri-şəffaf görünsə də, onların öyrədilməsi və qiymətləndirilməsi seçmə və xəta anlayışlarına bağlıdır.</w:t>
+        <w:t>Klinik sınaqlarda, istehsalın keyfiyyətinə nəzarətdə, iqtisadi məlumatların təhlilində — ekonometrikada — və müxtəlif iqlim modellərinin nəticələrinin birlikdə qiymətləndirilməsində statistik üsullardan istifadə olunur.</w:t>
       </w:r>
     </w:p>
     <w:p>
@@ -188,15 +328,70 @@
         <w:widowControl/>
       </w:pPr>
       <w:r>
-        <w:t>İnsan həyatını necə dəyişib</w:t>
+        <w:t>Maşın öyrənməsində modelin səhvini ölçmək və nəticələrinin etibarlılığını qiymətləndirmək üçün də bu biliklərə ehtiyac var. Məlumatların şifrələnməsini öyrənən kriptoqrafiya və informasiya nəzəriyyəsi də təsadüf və ehtimal anlayışları ilə sıx bağlıdır.</w:t>
       </w:r>
     </w:p>
     <w:p>
       <w:pPr>
+        <w:pStyle w:val="Heading1"/>
         <w:widowControl/>
       </w:pPr>
       <w:r>
-        <w:t>Sığorta haqqı, hava proqnozu, seçki sorğusu və tibbi skrininq nəticəsi gündəlik söhbətə ehtimallarla daxil olur. İşçilər prosesə statistik nəzarətlə, xəstələr isə bəzən yaxşı izah olunmayan p-qiyməti və etibar aralıqları ilə qarşılaşır. P-qiyməti müəyyən model altında müşahidə qədər və ya daha kəskin nəticənin ehtimalını, etibar aralığı isə seçmə qeyri-müəyyənliyini nəzərə alan qiymətləndirmə aralığını ifadə edir. Bu üsullar riski aydınlaşdıra və ya zəif iddiaya elmi görünüş verə bilər. Məlumata çıxış və ehtimal savadı güc mənbəyinə çevrildi. Səfəri, yığımı və müalicəni səhv ola biləcəyini açıq saxlayan proqnozlarla planlamaq daha dürüst qərarlara imkan verir.</w:t>
+        <w:t>Dövlət siyasətində istifadə olunan sorğuları və risk hesablamalarını düzgün başa düşmək üçün statistik üsulları bilmək vacibdir. Alqoritmin necə işlədiyi kənardan aydın görünməsə də, onun hansı məlumatla öyrədildiyi və səhvlərinin necə ölçüldüyü nəticələrin keyfiyyətinə təsir edir.</w:t>
+      </w:r>
+    </w:p>
+    <w:p>
+      <w:pPr>
+        <w:pStyle w:val="Heading1"/>
+        <w:widowControl/>
+      </w:pPr>
+      <w:r>
+        <w:t>İnsan həyatını necə dəyişib?</w:t>
+      </w:r>
+    </w:p>
+    <w:p>
+      <w:pPr>
+        <w:pStyle w:val="Heading1"/>
+        <w:widowControl/>
+      </w:pPr>
+      <w:r>
+        <w:t>Sığorta haqqı, hava proqnozu, seçki sorğusu və xəstəliyi erkən aşkar etmək üçün aparılan müayinələrin nəticələri gündəlik həyatımızda ehtimalla qarşılaşdığımız hallardır. İşçilər istehsal prosesinə statistik nəzarətlə, xəstələr isə bəzən mənası yaxşı izah edilməyən p-qiyməti və etibar aralığı ilə üzləşirlər.</w:t>
+      </w:r>
+    </w:p>
+    <w:p>
+      <w:pPr>
+        <w:pStyle w:val="Heading1"/>
+        <w:widowControl/>
+      </w:pPr>
+      <w:r>
+        <w:t>P-qiyməti sıfır hipotezi və hesablamada qəbul edilən digər şərtlər doğru olduqda, müşahidə edilən qədər və ya ondan daha kəskin nəticənin alınması ehtimalıdır. Bu rəqəm fərziyyənin doğru və ya yanlış olma ehtimalını birbaşa göstərmir.</w:t>
+      </w:r>
+    </w:p>
+    <w:p>
+      <w:pPr>
+        <w:pStyle w:val="Heading1"/>
+        <w:widowControl/>
+      </w:pPr>
+      <w:r>
+        <w:t>Etibar aralığı isə seçmədən alınan qiymətləndirmənin qeyri-müəyyənliyini göstərən aralıqdır. Məsələn, 95 faizli etibar aralığı quran üsul uyğun şərtlərdə dəfələrlə tətbiq olunsa, alınan aralıqların təxminən 95 faizi həqiqi qiyməti əhatə edər.</w:t>
+      </w:r>
+    </w:p>
+    <w:p>
+      <w:pPr>
+        <w:pStyle w:val="Heading1"/>
+        <w:widowControl/>
+      </w:pPr>
+      <w:r>
+        <w:t>Statistik üsullar riski aydınlaşdırmağa kömək edə bilər. Yanlış tətbiq və ya təqdim edildikdə isə zəif iddianı elmi cəhətdən əsaslandırılmış kimi göstərə bilər.</w:t>
+      </w:r>
+    </w:p>
+    <w:p>
+      <w:pPr>
+        <w:pStyle w:val="Heading1"/>
+        <w:widowControl/>
+      </w:pPr>
+      <w:r>
+        <w:t>Məlumat əldə etmək və ehtimalları düzgün başa düşmək buna görə mühüm bacarığa çevrilib. Səfər, pul yığımı və müalicə ilə bağlı qərarlarda proqnozların yanılma ehtimalını da nəzərə almaq daha əsaslı seçim etməyə kömək edir.</w:t>
       </w:r>
     </w:p>
     <w:p>
@@ -217,7 +412,7 @@
         <w:rPr>
           <w:sz w:val="20"/>
         </w:rPr>
-        <w:t>A Kitablar və əsas elmi əsərlər</w:t>
+        <w:t>Kitablar və əsas elmi əsərlər</w:t>
       </w:r>
     </w:p>
     <w:p>
@@ -240,7 +435,7 @@
         <w:rPr>
           <w:sz w:val="20"/>
         </w:rPr>
-        <w:t>C Qurumların materialları və ensiklopedik mənbələr</w:t>
+        <w:t>Qurumların materialları və ensiklopedik mənbələr</w:t>
       </w:r>
     </w:p>
     <w:p>
@@ -300,7 +495,7 @@
         <w:rPr>
           <w:sz w:val="20"/>
         </w:rPr>
-        <w:t>J Mətbuat elmi kütləvi nəşrlər və ümumi mənbələr</w:t>
+        <w:t>Mətbuat elmi kütləvi nəşrlər və ümumi mənbələr</w:t>
       </w:r>
     </w:p>
     <w:p>
